--- a/swh/docx/59.content.docx
+++ b/swh/docx/59.content.docx
@@ -19,7 +19,7 @@
         <w:rPr>
           <w:lang w:val="sw_KE" w:bidi="sw_KE"/>
         </w:rPr>
-        <w:t>Resource: Maelezo ya Masomo - Machapisho ya Vitabu (Tyndale)</w:t>
+        <w:t>Resource: Tyndale Open Study Notes</w:t>
       </w:r>
       <w:r>
         <w:rPr>
@@ -112,7 +112,7 @@
         <w:rPr>
           <w:lang w:val="sw_KE" w:bidi="sw_KE"/>
         </w:rPr>
-        <w:t>Maelezo ya Masomo - Machapisho ya Vitabu (Tyndale)</w:t>
+        <w:t>Tyndale Open Study Notes</w:t>
       </w:r>
     </w:p>
     <w:p>

--- a/swh/docx/59.content.docx
+++ b/swh/docx/59.content.docx
@@ -19,7 +19,7 @@
         <w:rPr>
           <w:lang w:val="sw_KE" w:bidi="sw_KE"/>
         </w:rPr>
-        <w:t>Resource: Tyndale Open Study Notes</w:t>
+        <w:t>Resource: Aquifer Open Study Notes (Book Intros)</w:t>
       </w:r>
       <w:r>
         <w:rPr>
@@ -112,7 +112,7 @@
         <w:rPr>
           <w:lang w:val="sw_KE" w:bidi="sw_KE"/>
         </w:rPr>
-        <w:t>Tyndale Open Study Notes</w:t>
+        <w:t>Aquifer Open Study Notes (Book Intros)</w:t>
       </w:r>
     </w:p>
     <w:p>

--- a/swh/docx/59.content.docx
+++ b/swh/docx/59.content.docx
@@ -258,180 +258,120 @@
         </w:rPr>
         <w:t>Yakobo, ndugu wa Yesu, alikuwa kiongozi maarufu wa kanisa la Yerusalemu muda mfupi baada ya ufufuo wa Yesu. Aliwaandikia Wakristo wa Kiyahudi (</w:t>
       </w:r>
-      <w:hyperlink r:id="rId13">
-        <w:r>
-          <w:rPr>
-            <w:lang w:val="sw_KE" w:bidi="sw_KE"/>
-          </w:rPr>
-          <w:rPr>
-            <w:color w:val="0000EE"/>
-            <w:u w:val="single"/>
-          </w:rPr>
-          <w:t>Yak 1:1</w:t>
-        </w:r>
-      </w:hyperlink>
+      <w:r>
+        <w:rPr>
+          <w:lang w:val="sw_KE" w:bidi="sw_KE"/>
+        </w:rPr>
+        <w:t>Yak 1:1</w:t>
+      </w:r>
       <w:r>
         <w:rPr>
           <w:lang w:val="sw_KE" w:bidi="sw_KE"/>
         </w:rPr>
         <w:t>) ambao walikuwa wametawanyika kutokana na mateso yaliyoanza na kupigwa mawe kwa Stefano (</w:t>
       </w:r>
-      <w:hyperlink r:id="rId14">
-        <w:r>
-          <w:rPr>
-            <w:lang w:val="sw_KE" w:bidi="sw_KE"/>
-          </w:rPr>
-          <w:rPr>
-            <w:color w:val="0000EE"/>
-            <w:u w:val="single"/>
-          </w:rPr>
-          <w:t>Matendo 8:1</w:t>
-        </w:r>
-      </w:hyperlink>
+      <w:r>
+        <w:rPr>
+          <w:lang w:val="sw_KE" w:bidi="sw_KE"/>
+        </w:rPr>
+        <w:t>Matendo 8:1</w:t>
+      </w:r>
       <w:r>
         <w:rPr>
           <w:lang w:val="sw_KE" w:bidi="sw_KE"/>
         </w:rPr>
         <w:t xml:space="preserve">; </w:t>
       </w:r>
-      <w:hyperlink r:id="rId15">
-        <w:r>
-          <w:rPr>
-            <w:lang w:val="sw_KE" w:bidi="sw_KE"/>
-          </w:rPr>
-          <w:rPr>
-            <w:color w:val="0000EE"/>
-            <w:u w:val="single"/>
-          </w:rPr>
-          <w:t>11:19</w:t>
-        </w:r>
-      </w:hyperlink>
+      <w:r>
+        <w:rPr>
+          <w:lang w:val="sw_KE" w:bidi="sw_KE"/>
+        </w:rPr>
+        <w:t>11:19</w:t>
+      </w:r>
       <w:r>
         <w:rPr>
           <w:lang w:val="sw_KE" w:bidi="sw_KE"/>
         </w:rPr>
         <w:t>). Waliishi miongoni mwa Wayahudi ambao hapo awali walikuwa "wametawanyika" katika Diaspora (</w:t>
       </w:r>
-      <w:hyperlink r:id="rId13">
-        <w:r>
-          <w:rPr>
-            <w:lang w:val="sw_KE" w:bidi="sw_KE"/>
-          </w:rPr>
-          <w:rPr>
-            <w:color w:val="0000EE"/>
-            <w:u w:val="single"/>
-          </w:rPr>
-          <w:t>Yak 1:1</w:t>
-        </w:r>
-      </w:hyperlink>
+      <w:r>
+        <w:rPr>
+          <w:lang w:val="sw_KE" w:bidi="sw_KE"/>
+        </w:rPr>
+        <w:t>Yak 1:1</w:t>
+      </w:r>
       <w:r>
         <w:rPr>
           <w:lang w:val="sw_KE" w:bidi="sw_KE"/>
         </w:rPr>
         <w:t xml:space="preserve">; tazama </w:t>
       </w:r>
-      <w:hyperlink r:id="rId16">
-        <w:r>
-          <w:rPr>
-            <w:lang w:val="sw_KE" w:bidi="sw_KE"/>
-          </w:rPr>
-          <w:rPr>
-            <w:color w:val="0000EE"/>
-            <w:u w:val="single"/>
-          </w:rPr>
-          <w:t>Yohana 7:35</w:t>
-        </w:r>
-      </w:hyperlink>
+      <w:r>
+        <w:rPr>
+          <w:lang w:val="sw_KE" w:bidi="sw_KE"/>
+        </w:rPr>
+        <w:t>Yohana 7:35</w:t>
+      </w:r>
       <w:r>
         <w:rPr>
           <w:lang w:val="sw_KE" w:bidi="sw_KE"/>
         </w:rPr>
         <w:t>). Diaspora ilianza na kutawanywa kwa Waashuru kwa Israeli (ufalme wa kaskazini) mnamo 722–721 Kabla ya Kristo (KK) na uhamisho wa Babeli wa Yuda (ufalme wa kusini) mnamo 586 KK. Kutawanyika huku baadaye kulijumuisha Wayahudi wengi ambao walisafiri sana katika milki za Kigiriki na Kirumi (</w:t>
       </w:r>
-      <w:hyperlink r:id="rId17">
-        <w:r>
-          <w:rPr>
-            <w:lang w:val="sw_KE" w:bidi="sw_KE"/>
-          </w:rPr>
-          <w:rPr>
-            <w:color w:val="0000EE"/>
-            <w:u w:val="single"/>
-          </w:rPr>
-          <w:t>Yak 4:13</w:t>
-        </w:r>
-      </w:hyperlink>
+      <w:r>
+        <w:rPr>
+          <w:lang w:val="sw_KE" w:bidi="sw_KE"/>
+        </w:rPr>
+        <w:t>Yak 4:13</w:t>
+      </w:r>
       <w:r>
         <w:rPr>
           <w:lang w:val="sw_KE" w:bidi="sw_KE"/>
         </w:rPr>
         <w:t xml:space="preserve">; </w:t>
       </w:r>
-      <w:hyperlink r:id="rId18">
-        <w:r>
-          <w:rPr>
-            <w:lang w:val="sw_KE" w:bidi="sw_KE"/>
-          </w:rPr>
-          <w:rPr>
-            <w:color w:val="0000EE"/>
-            <w:u w:val="single"/>
-          </w:rPr>
-          <w:t>Matendo 13:14</w:t>
-        </w:r>
-      </w:hyperlink>
+      <w:r>
+        <w:rPr>
+          <w:lang w:val="sw_KE" w:bidi="sw_KE"/>
+        </w:rPr>
+        <w:t>Matendo 13:14</w:t>
+      </w:r>
       <w:r>
         <w:rPr>
           <w:lang w:val="sw_KE" w:bidi="sw_KE"/>
         </w:rPr>
         <w:t xml:space="preserve">; </w:t>
       </w:r>
-      <w:hyperlink r:id="rId19">
-        <w:r>
-          <w:rPr>
-            <w:lang w:val="sw_KE" w:bidi="sw_KE"/>
-          </w:rPr>
-          <w:rPr>
-            <w:color w:val="0000EE"/>
-            <w:u w:val="single"/>
-          </w:rPr>
-          <w:t>17:1</w:t>
-        </w:r>
-      </w:hyperlink>
+      <w:r>
+        <w:rPr>
+          <w:lang w:val="sw_KE" w:bidi="sw_KE"/>
+        </w:rPr>
+        <w:t>17:1</w:t>
+      </w:r>
       <w:r>
         <w:rPr>
           <w:lang w:val="sw_KE" w:bidi="sw_KE"/>
         </w:rPr>
         <w:t>). Kufikia katikati ya karne ya kwanza, kulikuwa na jamii za Kiyahudi kote ulimwengu wa Kigiriki na Kirumi. Waumini wa Kiyahudi wa Diaspora walikuwa chini ya shinikizo kutoka kwa jamii iliyowakandamiza kiuchumi (</w:t>
       </w:r>
-      <w:hyperlink r:id="rId20">
-        <w:r>
-          <w:rPr>
-            <w:lang w:val="sw_KE" w:bidi="sw_KE"/>
-          </w:rPr>
-          <w:rPr>
-            <w:color w:val="0000EE"/>
-            <w:u w:val="single"/>
-          </w:rPr>
-          <w:t>Yak 2:6</w:t>
-        </w:r>
-      </w:hyperlink>
+      <w:r>
+        <w:rPr>
+          <w:lang w:val="sw_KE" w:bidi="sw_KE"/>
+        </w:rPr>
+        <w:t>Yak 2:6</w:t>
+      </w:r>
       <w:r>
         <w:rPr>
           <w:lang w:val="sw_KE" w:bidi="sw_KE"/>
         </w:rPr>
         <w:t>) na kuwadhulumu kwa imani yao katika Yesu Kristo (</w:t>
       </w:r>
-      <w:hyperlink r:id="rId21">
-        <w:r>
-          <w:rPr>
-            <w:lang w:val="sw_KE" w:bidi="sw_KE"/>
-          </w:rPr>
-          <w:rPr>
-            <w:color w:val="0000EE"/>
-            <w:u w:val="single"/>
-          </w:rPr>
-          <w:t>2:7</w:t>
-        </w:r>
-      </w:hyperlink>
+      <w:r>
+        <w:rPr>
+          <w:lang w:val="sw_KE" w:bidi="sw_KE"/>
+        </w:rPr>
+        <w:t>2:7</w:t>
+      </w:r>
       <w:r>
         <w:rPr>
           <w:lang w:val="sw_KE" w:bidi="sw_KE"/>
@@ -463,72 +403,48 @@
         </w:rPr>
         <w:t>Barua ya Yakobo imeandikwa kwa mtazamo wa kichungaji na inazingatia maadili zaidi kuliko kitabu kingine chochote cha Agano Jipya. Barua hiyo ina mafundisho yanayotokana na sheria kama inavyoeleweka kupitia maisha na mafundisho ya Yesu (</w:t>
       </w:r>
-      <w:hyperlink r:id="rId22">
-        <w:r>
-          <w:rPr>
-            <w:lang w:val="sw_KE" w:bidi="sw_KE"/>
-          </w:rPr>
-          <w:rPr>
-            <w:color w:val="0000EE"/>
-            <w:u w:val="single"/>
-          </w:rPr>
-          <w:t>1:25</w:t>
-        </w:r>
-      </w:hyperlink>
+      <w:r>
+        <w:rPr>
+          <w:lang w:val="sw_KE" w:bidi="sw_KE"/>
+        </w:rPr>
+        <w:t>1:25</w:t>
+      </w:r>
       <w:r>
         <w:rPr>
           <w:lang w:val="sw_KE" w:bidi="sw_KE"/>
         </w:rPr>
         <w:t xml:space="preserve">; </w:t>
       </w:r>
-      <w:hyperlink r:id="rId23">
-        <w:r>
-          <w:rPr>
-            <w:lang w:val="sw_KE" w:bidi="sw_KE"/>
-          </w:rPr>
-          <w:rPr>
-            <w:color w:val="0000EE"/>
-            <w:u w:val="single"/>
-          </w:rPr>
-          <w:t>2:8</w:t>
-        </w:r>
-      </w:hyperlink>
+      <w:r>
+        <w:rPr>
+          <w:lang w:val="sw_KE" w:bidi="sw_KE"/>
+        </w:rPr>
+        <w:t>2:8</w:t>
+      </w:r>
       <w:r>
         <w:rPr>
           <w:lang w:val="sw_KE" w:bidi="sw_KE"/>
         </w:rPr>
         <w:t>). Yakobo pia inaakisi mafundisho ya Yesu mwenyewe, hasa kama yalivyorekodiwa baadaye katika "Mahubiri ya Mlimani" ya Mathayo (</w:t>
       </w:r>
-      <w:hyperlink r:id="rId24">
-        <w:r>
-          <w:rPr>
-            <w:lang w:val="sw_KE" w:bidi="sw_KE"/>
-          </w:rPr>
-          <w:rPr>
-            <w:color w:val="0000EE"/>
-            <w:u w:val="single"/>
-          </w:rPr>
-          <w:t>Matt 5–7</w:t>
-        </w:r>
-      </w:hyperlink>
+      <w:r>
+        <w:rPr>
+          <w:lang w:val="sw_KE" w:bidi="sw_KE"/>
+        </w:rPr>
+        <w:t>Matt 5–7</w:t>
+      </w:r>
       <w:r>
         <w:rPr>
           <w:lang w:val="sw_KE" w:bidi="sw_KE"/>
         </w:rPr>
         <w:t>) na "Mahubiri ya Uwanjani" ya Luka (</w:t>
       </w:r>
-      <w:hyperlink r:id="rId25">
-        <w:r>
-          <w:rPr>
-            <w:lang w:val="sw_KE" w:bidi="sw_KE"/>
-          </w:rPr>
-          <w:rPr>
-            <w:color w:val="0000EE"/>
-            <w:u w:val="single"/>
-          </w:rPr>
-          <w:t>Luka 6:20–49</w:t>
-        </w:r>
-      </w:hyperlink>
+      <w:r>
+        <w:rPr>
+          <w:lang w:val="sw_KE" w:bidi="sw_KE"/>
+        </w:rPr>
+        <w:t>Luka 6:20–49</w:t>
+      </w:r>
       <w:r>
         <w:rPr>
           <w:lang w:val="sw_KE" w:bidi="sw_KE"/>
@@ -560,18 +476,12 @@
         </w:rPr>
         <w:t>Barua ya Yakobo iliandikwa na mmoja wa ndugu wa Yesu. Kama wana wengine wa Yosefu na Maria (</w:t>
       </w:r>
-      <w:hyperlink r:id="rId26">
-        <w:r>
-          <w:rPr>
-            <w:lang w:val="sw_KE" w:bidi="sw_KE"/>
-          </w:rPr>
-          <w:rPr>
-            <w:color w:val="0000EE"/>
-            <w:u w:val="single"/>
-          </w:rPr>
-          <w:t>Math 13:55</w:t>
-        </w:r>
-      </w:hyperlink>
+      <w:r>
+        <w:rPr>
+          <w:lang w:val="sw_KE" w:bidi="sw_KE"/>
+        </w:rPr>
+        <w:t>Math 13:55</w:t>
+      </w:r>
       <w:r>
         <w:rPr>
           <w:lang w:val="sw_KE" w:bidi="sw_KE"/>
@@ -592,108 +502,72 @@
         </w:rPr>
         <w:t>Wakati wa huduma ya Yesu hadharani, wala Yakobo wala ndugu wengine hawakuwa wafuasi wa Yesu. Hata walijaribu kumaliza huduma yake na kumrudisha nyumbani (</w:t>
       </w:r>
-      <w:hyperlink r:id="rId27">
-        <w:r>
-          <w:rPr>
-            <w:lang w:val="sw_KE" w:bidi="sw_KE"/>
-          </w:rPr>
-          <w:rPr>
-            <w:color w:val="0000EE"/>
-            <w:u w:val="single"/>
-          </w:rPr>
-          <w:t>Marko 3:20–21</w:t>
-        </w:r>
-      </w:hyperlink>
+      <w:r>
+        <w:rPr>
+          <w:lang w:val="sw_KE" w:bidi="sw_KE"/>
+        </w:rPr>
+        <w:t>Marko 3:20–21</w:t>
+      </w:r>
       <w:r>
         <w:rPr>
           <w:lang w:val="sw_KE" w:bidi="sw_KE"/>
         </w:rPr>
         <w:t xml:space="preserve">; linganisha </w:t>
       </w:r>
-      <w:hyperlink r:id="rId28">
-        <w:r>
-          <w:rPr>
-            <w:lang w:val="sw_KE" w:bidi="sw_KE"/>
-          </w:rPr>
-          <w:rPr>
-            <w:color w:val="0000EE"/>
-            <w:u w:val="single"/>
-          </w:rPr>
-          <w:t>Yohana 7:3–5</w:t>
-        </w:r>
-      </w:hyperlink>
+      <w:r>
+        <w:rPr>
+          <w:lang w:val="sw_KE" w:bidi="sw_KE"/>
+        </w:rPr>
+        <w:t>Yohana 7:3–5</w:t>
+      </w:r>
       <w:r>
         <w:rPr>
           <w:lang w:val="sw_KE" w:bidi="sw_KE"/>
         </w:rPr>
         <w:t xml:space="preserve">). Baada ya ufufuo wa Yesu, Yakobo alikua muumini, labda baada ya kuonekana kwa Yesu aliyefufuka kumshawishi kwamba Yesu alikuwa Kristo (tazama </w:t>
       </w:r>
-      <w:hyperlink r:id="rId29">
-        <w:r>
-          <w:rPr>
-            <w:lang w:val="sw_KE" w:bidi="sw_KE"/>
-          </w:rPr>
-          <w:rPr>
-            <w:color w:val="0000EE"/>
-            <w:u w:val="single"/>
-          </w:rPr>
-          <w:t>1 Kor 15:7</w:t>
-        </w:r>
-      </w:hyperlink>
+      <w:r>
+        <w:rPr>
+          <w:lang w:val="sw_KE" w:bidi="sw_KE"/>
+        </w:rPr>
+        <w:t>1 Kor 15:7</w:t>
+      </w:r>
       <w:r>
         <w:rPr>
           <w:lang w:val="sw_KE" w:bidi="sw_KE"/>
         </w:rPr>
         <w:t>). Yakobo alikuwa pamoja na wengine katika chumba cha juu wakati Roho alipotolewa kwenye Pentekoste (</w:t>
       </w:r>
-      <w:hyperlink r:id="rId30">
-        <w:r>
-          <w:rPr>
-            <w:lang w:val="sw_KE" w:bidi="sw_KE"/>
-          </w:rPr>
-          <w:rPr>
-            <w:color w:val="0000EE"/>
-            <w:u w:val="single"/>
-          </w:rPr>
-          <w:t>Matendo 1:14</w:t>
-        </w:r>
-      </w:hyperlink>
+      <w:r>
+        <w:rPr>
+          <w:lang w:val="sw_KE" w:bidi="sw_KE"/>
+        </w:rPr>
+        <w:t>Matendo 1:14</w:t>
+      </w:r>
       <w:r>
         <w:rPr>
           <w:lang w:val="sw_KE" w:bidi="sw_KE"/>
         </w:rPr>
         <w:t xml:space="preserve">; </w:t>
       </w:r>
-      <w:hyperlink r:id="rId31">
-        <w:r>
-          <w:rPr>
-            <w:lang w:val="sw_KE" w:bidi="sw_KE"/>
-          </w:rPr>
-          <w:rPr>
-            <w:color w:val="0000EE"/>
-            <w:u w:val="single"/>
-          </w:rPr>
-          <w:t>2:1–3</w:t>
-        </w:r>
-      </w:hyperlink>
+      <w:r>
+        <w:rPr>
+          <w:lang w:val="sw_KE" w:bidi="sw_KE"/>
+        </w:rPr>
+        <w:t>2:1–3</w:t>
+      </w:r>
       <w:r>
         <w:rPr>
           <w:lang w:val="sw_KE" w:bidi="sw_KE"/>
         </w:rPr>
         <w:t xml:space="preserve">), na alikua kiongozi katika kanisa la Yerusalemu (tazama </w:t>
       </w:r>
-      <w:hyperlink r:id="rId32">
-        <w:r>
-          <w:rPr>
-            <w:lang w:val="sw_KE" w:bidi="sw_KE"/>
-          </w:rPr>
-          <w:rPr>
-            <w:color w:val="0000EE"/>
-            <w:u w:val="single"/>
-          </w:rPr>
-          <w:t>Matendo 15:13–22</w:t>
-        </w:r>
-      </w:hyperlink>
+      <w:r>
+        <w:rPr>
+          <w:lang w:val="sw_KE" w:bidi="sw_KE"/>
+        </w:rPr>
+        <w:t>Matendo 15:13–22</w:t>
+      </w:r>
       <w:r>
         <w:rPr>
           <w:lang w:val="sw_KE" w:bidi="sw_KE"/>
@@ -725,18 +599,12 @@
         </w:rPr>
         <w:t xml:space="preserve">Barua ya Yakobo huenda ni kitabu cha kwanza kabisa katika Agano Jipya, kilichoandikwa baada ya mateso chini ya Herode Agripa (mwaka wa 44 Baada ya Kristo (BK), </w:t>
       </w:r>
-      <w:hyperlink r:id="rId33">
-        <w:r>
-          <w:rPr>
-            <w:lang w:val="sw_KE" w:bidi="sw_KE"/>
-          </w:rPr>
-          <w:rPr>
-            <w:color w:val="0000EE"/>
-            <w:u w:val="single"/>
-          </w:rPr>
-          <w:t>Matendo 12:1–5</w:t>
-        </w:r>
-      </w:hyperlink>
+      <w:r>
+        <w:rPr>
+          <w:lang w:val="sw_KE" w:bidi="sw_KE"/>
+        </w:rPr>
+        <w:t>Matendo 12:1–5</w:t>
+      </w:r>
       <w:r>
         <w:rPr>
           <w:lang w:val="sw_KE" w:bidi="sw_KE"/>
@@ -756,18 +624,12 @@
         </w:rPr>
         <w:t xml:space="preserve"> (“mkutano,” </w:t>
       </w:r>
-      <w:hyperlink r:id="rId34">
-        <w:r>
-          <w:rPr>
-            <w:lang w:val="sw_KE" w:bidi="sw_KE"/>
-          </w:rPr>
-          <w:rPr>
-            <w:color w:val="0000EE"/>
-            <w:u w:val="single"/>
-          </w:rPr>
-          <w:t>Yak 2:2</w:t>
-        </w:r>
-      </w:hyperlink>
+      <w:r>
+        <w:rPr>
+          <w:lang w:val="sw_KE" w:bidi="sw_KE"/>
+        </w:rPr>
+        <w:t>Yak 2:2</w:t>
+      </w:r>
       <w:r>
         <w:rPr>
           <w:lang w:val="sw_KE" w:bidi="sw_KE"/>
@@ -787,18 +649,12 @@
         </w:rPr>
         <w:t xml:space="preserve"> (</w:t>
       </w:r>
-      <w:hyperlink r:id="rId35">
-        <w:r>
-          <w:rPr>
-            <w:lang w:val="sw_KE" w:bidi="sw_KE"/>
-          </w:rPr>
-          <w:rPr>
-            <w:color w:val="0000EE"/>
-            <w:u w:val="single"/>
-          </w:rPr>
-          <w:t>5:14</w:t>
-        </w:r>
-      </w:hyperlink>
+      <w:r>
+        <w:rPr>
+          <w:lang w:val="sw_KE" w:bidi="sw_KE"/>
+        </w:rPr>
+        <w:t>5:14</w:t>
+      </w:r>
       <w:r>
         <w:rPr>
           <w:lang w:val="sw_KE" w:bidi="sw_KE"/>
@@ -831,36 +687,24 @@
         </w:rPr>
         <w:t xml:space="preserve"> (</w:t>
       </w:r>
-      <w:hyperlink r:id="rId36">
-        <w:r>
-          <w:rPr>
-            <w:lang w:val="sw_KE" w:bidi="sw_KE"/>
-          </w:rPr>
-          <w:rPr>
-            <w:color w:val="0000EE"/>
-            <w:u w:val="single"/>
-          </w:rPr>
-          <w:t>1:23</w:t>
-        </w:r>
-      </w:hyperlink>
+      <w:r>
+        <w:rPr>
+          <w:lang w:val="sw_KE" w:bidi="sw_KE"/>
+        </w:rPr>
+        <w:t>1:23</w:t>
+      </w:r>
       <w:r>
         <w:rPr>
           <w:lang w:val="sw_KE" w:bidi="sw_KE"/>
         </w:rPr>
         <w:t xml:space="preserve">, </w:t>
       </w:r>
-      <w:hyperlink r:id="rId22">
-        <w:r>
-          <w:rPr>
-            <w:lang w:val="sw_KE" w:bidi="sw_KE"/>
-          </w:rPr>
-          <w:rPr>
-            <w:color w:val="0000EE"/>
-            <w:u w:val="single"/>
-          </w:rPr>
-          <w:t>25</w:t>
-        </w:r>
-      </w:hyperlink>
+      <w:r>
+        <w:rPr>
+          <w:lang w:val="sw_KE" w:bidi="sw_KE"/>
+        </w:rPr>
+        <w:t>25</w:t>
+      </w:r>
       <w:r>
         <w:rPr>
           <w:lang w:val="sw_KE" w:bidi="sw_KE"/>
@@ -881,198 +725,132 @@
         </w:rPr>
         <w:t>Kwamba barua hii iliandikwa kutoka Yerusalemu inathibitishwa na taarifa katika Matendo na Wagalatia kuhusu mahali alipo Yakobo (</w:t>
       </w:r>
-      <w:hyperlink r:id="rId32">
-        <w:r>
-          <w:rPr>
-            <w:lang w:val="sw_KE" w:bidi="sw_KE"/>
-          </w:rPr>
-          <w:rPr>
-            <w:color w:val="0000EE"/>
-            <w:u w:val="single"/>
-          </w:rPr>
-          <w:t>Matendo 15:13–22</w:t>
-        </w:r>
-      </w:hyperlink>
+      <w:r>
+        <w:rPr>
+          <w:lang w:val="sw_KE" w:bidi="sw_KE"/>
+        </w:rPr>
+        <w:t>Matendo 15:13–22</w:t>
+      </w:r>
       <w:r>
         <w:rPr>
           <w:lang w:val="sw_KE" w:bidi="sw_KE"/>
         </w:rPr>
         <w:t xml:space="preserve">; </w:t>
       </w:r>
-      <w:hyperlink r:id="rId37">
-        <w:r>
-          <w:rPr>
-            <w:lang w:val="sw_KE" w:bidi="sw_KE"/>
-          </w:rPr>
-          <w:rPr>
-            <w:color w:val="0000EE"/>
-            <w:u w:val="single"/>
-          </w:rPr>
-          <w:t>21:18</w:t>
-        </w:r>
-      </w:hyperlink>
+      <w:r>
+        <w:rPr>
+          <w:lang w:val="sw_KE" w:bidi="sw_KE"/>
+        </w:rPr>
+        <w:t>21:18</w:t>
+      </w:r>
       <w:r>
         <w:rPr>
           <w:lang w:val="sw_KE" w:bidi="sw_KE"/>
         </w:rPr>
         <w:t xml:space="preserve">; </w:t>
       </w:r>
-      <w:hyperlink r:id="rId38">
-        <w:r>
-          <w:rPr>
-            <w:lang w:val="sw_KE" w:bidi="sw_KE"/>
-          </w:rPr>
-          <w:rPr>
-            <w:color w:val="0000EE"/>
-            <w:u w:val="single"/>
-          </w:rPr>
-          <w:t>Gal 1:18–19</w:t>
-        </w:r>
-      </w:hyperlink>
+      <w:r>
+        <w:rPr>
+          <w:lang w:val="sw_KE" w:bidi="sw_KE"/>
+        </w:rPr>
+        <w:t>Gal 1:18–19</w:t>
+      </w:r>
       <w:r>
         <w:rPr>
           <w:lang w:val="sw_KE" w:bidi="sw_KE"/>
         </w:rPr>
         <w:t xml:space="preserve">; </w:t>
       </w:r>
-      <w:hyperlink r:id="rId39">
-        <w:r>
-          <w:rPr>
-            <w:lang w:val="sw_KE" w:bidi="sw_KE"/>
-          </w:rPr>
-          <w:rPr>
-            <w:color w:val="0000EE"/>
-            <w:u w:val="single"/>
-          </w:rPr>
-          <w:t>2:9</w:t>
-        </w:r>
-      </w:hyperlink>
+      <w:r>
+        <w:rPr>
+          <w:lang w:val="sw_KE" w:bidi="sw_KE"/>
+        </w:rPr>
+        <w:t>2:9</w:t>
+      </w:r>
       <w:r>
         <w:rPr>
           <w:lang w:val="sw_KE" w:bidi="sw_KE"/>
         </w:rPr>
         <w:t xml:space="preserve">, </w:t>
       </w:r>
-      <w:hyperlink r:id="rId40">
-        <w:r>
-          <w:rPr>
-            <w:lang w:val="sw_KE" w:bidi="sw_KE"/>
-          </w:rPr>
-          <w:rPr>
-            <w:color w:val="0000EE"/>
-            <w:u w:val="single"/>
-          </w:rPr>
-          <w:t>12</w:t>
-        </w:r>
-      </w:hyperlink>
+      <w:r>
+        <w:rPr>
+          <w:lang w:val="sw_KE" w:bidi="sw_KE"/>
+        </w:rPr>
+        <w:t>12</w:t>
+      </w:r>
       <w:r>
         <w:rPr>
           <w:lang w:val="sw_KE" w:bidi="sw_KE"/>
         </w:rPr>
         <w:t>). Kitabu hiki kina marejeleo yanayofaa kwa Palestina, ikiwa ni pamoja na marejeo ya joto kali (</w:t>
       </w:r>
-      <w:hyperlink r:id="rId41">
-        <w:r>
-          <w:rPr>
-            <w:lang w:val="sw_KE" w:bidi="sw_KE"/>
-          </w:rPr>
-          <w:rPr>
-            <w:color w:val="0000EE"/>
-            <w:u w:val="single"/>
-          </w:rPr>
-          <w:t>1:11</w:t>
-        </w:r>
-      </w:hyperlink>
+      <w:r>
+        <w:rPr>
+          <w:lang w:val="sw_KE" w:bidi="sw_KE"/>
+        </w:rPr>
+        <w:t>1:11</w:t>
+      </w:r>
       <w:r>
         <w:rPr>
           <w:lang w:val="sw_KE" w:bidi="sw_KE"/>
         </w:rPr>
         <w:t>); chemchemi za maji ya chumvi (</w:t>
       </w:r>
-      <w:hyperlink r:id="rId42">
-        <w:r>
-          <w:rPr>
-            <w:lang w:val="sw_KE" w:bidi="sw_KE"/>
-          </w:rPr>
-          <w:rPr>
-            <w:color w:val="0000EE"/>
-            <w:u w:val="single"/>
-          </w:rPr>
-          <w:t>3:11–12</w:t>
-        </w:r>
-      </w:hyperlink>
+      <w:r>
+        <w:rPr>
+          <w:lang w:val="sw_KE" w:bidi="sw_KE"/>
+        </w:rPr>
+        <w:t>3:11–12</w:t>
+      </w:r>
       <w:r>
         <w:rPr>
           <w:lang w:val="sw_KE" w:bidi="sw_KE"/>
         </w:rPr>
         <w:t>); kilimo cha tini, mizeituni, na mizabibu (</w:t>
       </w:r>
-      <w:hyperlink r:id="rId43">
-        <w:r>
-          <w:rPr>
-            <w:lang w:val="sw_KE" w:bidi="sw_KE"/>
-          </w:rPr>
-          <w:rPr>
-            <w:color w:val="0000EE"/>
-            <w:u w:val="single"/>
-          </w:rPr>
-          <w:t>3:12</w:t>
-        </w:r>
-      </w:hyperlink>
+      <w:r>
+        <w:rPr>
+          <w:lang w:val="sw_KE" w:bidi="sw_KE"/>
+        </w:rPr>
+        <w:t>3:12</w:t>
+      </w:r>
       <w:r>
         <w:rPr>
           <w:lang w:val="sw_KE" w:bidi="sw_KE"/>
         </w:rPr>
         <w:t>); bahari (</w:t>
       </w:r>
-      <w:hyperlink r:id="rId44">
-        <w:r>
-          <w:rPr>
-            <w:lang w:val="sw_KE" w:bidi="sw_KE"/>
-          </w:rPr>
-          <w:rPr>
-            <w:color w:val="0000EE"/>
-            <w:u w:val="single"/>
-          </w:rPr>
-          <w:t>1:6</w:t>
-        </w:r>
-      </w:hyperlink>
+      <w:r>
+        <w:rPr>
+          <w:lang w:val="sw_KE" w:bidi="sw_KE"/>
+        </w:rPr>
+        <w:t>1:6</w:t>
+      </w:r>
       <w:r>
         <w:rPr>
           <w:lang w:val="sw_KE" w:bidi="sw_KE"/>
         </w:rPr>
         <w:t xml:space="preserve">; </w:t>
       </w:r>
-      <w:hyperlink r:id="rId45">
-        <w:r>
-          <w:rPr>
-            <w:lang w:val="sw_KE" w:bidi="sw_KE"/>
-          </w:rPr>
-          <w:rPr>
-            <w:color w:val="0000EE"/>
-            <w:u w:val="single"/>
-          </w:rPr>
-          <w:t>3:4</w:t>
-        </w:r>
-      </w:hyperlink>
+      <w:r>
+        <w:rPr>
+          <w:lang w:val="sw_KE" w:bidi="sw_KE"/>
+        </w:rPr>
+        <w:t>3:4</w:t>
+      </w:r>
       <w:r>
         <w:rPr>
           <w:lang w:val="sw_KE" w:bidi="sw_KE"/>
         </w:rPr>
         <w:t>); na mvua za mapema na za baadaye (</w:t>
       </w:r>
-      <w:hyperlink r:id="rId46">
-        <w:r>
-          <w:rPr>
-            <w:lang w:val="sw_KE" w:bidi="sw_KE"/>
-          </w:rPr>
-          <w:rPr>
-            <w:color w:val="0000EE"/>
-            <w:u w:val="single"/>
-          </w:rPr>
-          <w:t>5:7</w:t>
-        </w:r>
-      </w:hyperlink>
+      <w:r>
+        <w:rPr>
+          <w:lang w:val="sw_KE" w:bidi="sw_KE"/>
+        </w:rPr>
+        <w:t>5:7</w:t>
+      </w:r>
       <w:r>
         <w:rPr>
           <w:lang w:val="sw_KE" w:bidi="sw_KE"/>
@@ -1104,18 +882,12 @@
         </w:rPr>
         <w:t xml:space="preserve">Barua ya Yakobo imeandikwa kwa Koiné Kigiriki bora, Kigiriki cha kawaida cha ulimwengu wa Kirumi na Kigiriki. Inaonyesha ushawishi wa Kihellenisti kwenye Galilaya na Palestina, pamoja na utamaduni wa wasomaji wa Kiyahudi katika Diaspora. Yakobo anaandika kwa usahihi wa kisarufi, ana msamiati mpana, na ana hisia ya kifahari kwa midundo na sauti za maneno. Kuna marejeleo wazi kwa tafsiri ya Kigiriki ya Agano la Kale (kwa mfano, </w:t>
       </w:r>
-      <w:hyperlink r:id="rId47">
-        <w:r>
-          <w:rPr>
-            <w:lang w:val="sw_KE" w:bidi="sw_KE"/>
-          </w:rPr>
-          <w:rPr>
-            <w:color w:val="0000EE"/>
-            <w:u w:val="single"/>
-          </w:rPr>
-          <w:t>4:6</w:t>
-        </w:r>
-      </w:hyperlink>
+      <w:r>
+        <w:rPr>
+          <w:lang w:val="sw_KE" w:bidi="sw_KE"/>
+        </w:rPr>
+        <w:t>4:6</w:t>
+      </w:r>
       <w:r>
         <w:rPr>
           <w:lang w:val="sw_KE" w:bidi="sw_KE"/>
@@ -1136,306 +908,204 @@
         </w:rPr>
         <w:t>Yakobo anatumia mbinu nyingi za usemaji, kama vile maombi ya kindugu (</w:t>
       </w:r>
-      <w:hyperlink r:id="rId48">
-        <w:r>
-          <w:rPr>
-            <w:lang w:val="sw_KE" w:bidi="sw_KE"/>
-          </w:rPr>
-          <w:rPr>
-            <w:color w:val="0000EE"/>
-            <w:u w:val="single"/>
-          </w:rPr>
-          <w:t>1:2</w:t>
-        </w:r>
-      </w:hyperlink>
+      <w:r>
+        <w:rPr>
+          <w:lang w:val="sw_KE" w:bidi="sw_KE"/>
+        </w:rPr>
+        <w:t>1:2</w:t>
+      </w:r>
       <w:r>
         <w:rPr>
           <w:lang w:val="sw_KE" w:bidi="sw_KE"/>
         </w:rPr>
         <w:t xml:space="preserve">; </w:t>
       </w:r>
-      <w:hyperlink r:id="rId49">
-        <w:r>
-          <w:rPr>
-            <w:lang w:val="sw_KE" w:bidi="sw_KE"/>
-          </w:rPr>
-          <w:rPr>
-            <w:color w:val="0000EE"/>
-            <w:u w:val="single"/>
-          </w:rPr>
-          <w:t>2:1</w:t>
-        </w:r>
-      </w:hyperlink>
+      <w:r>
+        <w:rPr>
+          <w:lang w:val="sw_KE" w:bidi="sw_KE"/>
+        </w:rPr>
+        <w:t>2:1</w:t>
+      </w:r>
       <w:r>
         <w:rPr>
           <w:lang w:val="sw_KE" w:bidi="sw_KE"/>
         </w:rPr>
         <w:t xml:space="preserve">; </w:t>
       </w:r>
-      <w:hyperlink r:id="rId50">
-        <w:r>
-          <w:rPr>
-            <w:lang w:val="sw_KE" w:bidi="sw_KE"/>
-          </w:rPr>
-          <w:rPr>
-            <w:color w:val="0000EE"/>
-            <w:u w:val="single"/>
-          </w:rPr>
-          <w:t>3:1</w:t>
-        </w:r>
-      </w:hyperlink>
+      <w:r>
+        <w:rPr>
+          <w:lang w:val="sw_KE" w:bidi="sw_KE"/>
+        </w:rPr>
+        <w:t>3:1</w:t>
+      </w:r>
       <w:r>
         <w:rPr>
           <w:lang w:val="sw_KE" w:bidi="sw_KE"/>
         </w:rPr>
         <w:t xml:space="preserve">; </w:t>
       </w:r>
-      <w:hyperlink r:id="rId51">
-        <w:r>
-          <w:rPr>
-            <w:lang w:val="sw_KE" w:bidi="sw_KE"/>
-          </w:rPr>
-          <w:rPr>
-            <w:color w:val="0000EE"/>
-            <w:u w:val="single"/>
-          </w:rPr>
-          <w:t>4:11</w:t>
-        </w:r>
-      </w:hyperlink>
+      <w:r>
+        <w:rPr>
+          <w:lang w:val="sw_KE" w:bidi="sw_KE"/>
+        </w:rPr>
+        <w:t>4:11</w:t>
+      </w:r>
       <w:r>
         <w:rPr>
           <w:lang w:val="sw_KE" w:bidi="sw_KE"/>
         </w:rPr>
         <w:t>), maswali ya balagha (</w:t>
       </w:r>
-      <w:hyperlink r:id="rId52">
-        <w:r>
-          <w:rPr>
-            <w:lang w:val="sw_KE" w:bidi="sw_KE"/>
-          </w:rPr>
-          <w:rPr>
-            <w:color w:val="0000EE"/>
-            <w:u w:val="single"/>
-          </w:rPr>
-          <w:t>2:5</w:t>
-        </w:r>
-      </w:hyperlink>
+      <w:r>
+        <w:rPr>
+          <w:lang w:val="sw_KE" w:bidi="sw_KE"/>
+        </w:rPr>
+        <w:t>2:5</w:t>
+      </w:r>
       <w:r>
         <w:rPr>
           <w:lang w:val="sw_KE" w:bidi="sw_KE"/>
         </w:rPr>
         <w:t xml:space="preserve">; </w:t>
       </w:r>
-      <w:hyperlink r:id="rId42">
-        <w:r>
-          <w:rPr>
-            <w:lang w:val="sw_KE" w:bidi="sw_KE"/>
-          </w:rPr>
-          <w:rPr>
-            <w:color w:val="0000EE"/>
-            <w:u w:val="single"/>
-          </w:rPr>
-          <w:t>3:11–12</w:t>
-        </w:r>
-      </w:hyperlink>
+      <w:r>
+        <w:rPr>
+          <w:lang w:val="sw_KE" w:bidi="sw_KE"/>
+        </w:rPr>
+        <w:t>3:11–12</w:t>
+      </w:r>
       <w:r>
         <w:rPr>
           <w:lang w:val="sw_KE" w:bidi="sw_KE"/>
         </w:rPr>
         <w:t xml:space="preserve">; </w:t>
       </w:r>
-      <w:hyperlink r:id="rId53">
-        <w:r>
-          <w:rPr>
-            <w:lang w:val="sw_KE" w:bidi="sw_KE"/>
-          </w:rPr>
-          <w:rPr>
-            <w:color w:val="0000EE"/>
-            <w:u w:val="single"/>
-          </w:rPr>
-          <w:t>4:1</w:t>
-        </w:r>
-      </w:hyperlink>
+      <w:r>
+        <w:rPr>
+          <w:lang w:val="sw_KE" w:bidi="sw_KE"/>
+        </w:rPr>
+        <w:t>4:1</w:t>
+      </w:r>
       <w:r>
         <w:rPr>
           <w:lang w:val="sw_KE" w:bidi="sw_KE"/>
         </w:rPr>
         <w:t>), mawaidha ya lazima (</w:t>
       </w:r>
-      <w:hyperlink r:id="rId54">
-        <w:r>
-          <w:rPr>
-            <w:lang w:val="sw_KE" w:bidi="sw_KE"/>
-          </w:rPr>
-          <w:rPr>
-            <w:color w:val="0000EE"/>
-            <w:u w:val="single"/>
-          </w:rPr>
-          <w:t>1:16</w:t>
-        </w:r>
-      </w:hyperlink>
+      <w:r>
+        <w:rPr>
+          <w:lang w:val="sw_KE" w:bidi="sw_KE"/>
+        </w:rPr>
+        <w:t>1:16</w:t>
+      </w:r>
       <w:r>
         <w:rPr>
           <w:lang w:val="sw_KE" w:bidi="sw_KE"/>
         </w:rPr>
         <w:t xml:space="preserve">; </w:t>
       </w:r>
-      <w:hyperlink r:id="rId50">
-        <w:r>
-          <w:rPr>
-            <w:lang w:val="sw_KE" w:bidi="sw_KE"/>
-          </w:rPr>
-          <w:rPr>
-            <w:color w:val="0000EE"/>
-            <w:u w:val="single"/>
-          </w:rPr>
-          <w:t>3:1</w:t>
-        </w:r>
-      </w:hyperlink>
+      <w:r>
+        <w:rPr>
+          <w:lang w:val="sw_KE" w:bidi="sw_KE"/>
+        </w:rPr>
+        <w:t>3:1</w:t>
+      </w:r>
       <w:r>
         <w:rPr>
           <w:lang w:val="sw_KE" w:bidi="sw_KE"/>
         </w:rPr>
         <w:t xml:space="preserve">; </w:t>
       </w:r>
-      <w:hyperlink r:id="rId55">
-        <w:r>
-          <w:rPr>
-            <w:lang w:val="sw_KE" w:bidi="sw_KE"/>
-          </w:rPr>
-          <w:rPr>
-            <w:color w:val="0000EE"/>
-            <w:u w:val="single"/>
-          </w:rPr>
-          <w:t>5:16</w:t>
-        </w:r>
-      </w:hyperlink>
+      <w:r>
+        <w:rPr>
+          <w:lang w:val="sw_KE" w:bidi="sw_KE"/>
+        </w:rPr>
+        <w:t>5:16</w:t>
+      </w:r>
       <w:r>
         <w:rPr>
           <w:lang w:val="sw_KE" w:bidi="sw_KE"/>
         </w:rPr>
         <w:t>), sitiari na mifano (</w:t>
       </w:r>
-      <w:hyperlink r:id="rId56">
-        <w:r>
-          <w:rPr>
-            <w:lang w:val="sw_KE" w:bidi="sw_KE"/>
-          </w:rPr>
-          <w:rPr>
-            <w:color w:val="0000EE"/>
-            <w:u w:val="single"/>
-          </w:rPr>
-          <w:t>2:26</w:t>
-        </w:r>
-      </w:hyperlink>
+      <w:r>
+        <w:rPr>
+          <w:lang w:val="sw_KE" w:bidi="sw_KE"/>
+        </w:rPr>
+        <w:t>2:26</w:t>
+      </w:r>
       <w:r>
         <w:rPr>
           <w:lang w:val="sw_KE" w:bidi="sw_KE"/>
         </w:rPr>
         <w:t xml:space="preserve">; </w:t>
       </w:r>
-      <w:hyperlink r:id="rId57">
-        <w:r>
-          <w:rPr>
-            <w:lang w:val="sw_KE" w:bidi="sw_KE"/>
-          </w:rPr>
-          <w:rPr>
-            <w:color w:val="0000EE"/>
-            <w:u w:val="single"/>
-          </w:rPr>
-          <w:t>3:3–5</w:t>
-        </w:r>
-      </w:hyperlink>
+      <w:r>
+        <w:rPr>
+          <w:lang w:val="sw_KE" w:bidi="sw_KE"/>
+        </w:rPr>
+        <w:t>3:3–5</w:t>
+      </w:r>
       <w:r>
         <w:rPr>
           <w:lang w:val="sw_KE" w:bidi="sw_KE"/>
         </w:rPr>
         <w:t xml:space="preserve">; </w:t>
       </w:r>
-      <w:hyperlink r:id="rId58">
-        <w:r>
-          <w:rPr>
-            <w:lang w:val="sw_KE" w:bidi="sw_KE"/>
-          </w:rPr>
-          <w:rPr>
-            <w:color w:val="0000EE"/>
-            <w:u w:val="single"/>
-          </w:rPr>
-          <w:t>4:14</w:t>
-        </w:r>
-      </w:hyperlink>
+      <w:r>
+        <w:rPr>
+          <w:lang w:val="sw_KE" w:bidi="sw_KE"/>
+        </w:rPr>
+        <w:t>4:14</w:t>
+      </w:r>
       <w:r>
         <w:rPr>
           <w:lang w:val="sw_KE" w:bidi="sw_KE"/>
         </w:rPr>
         <w:t>), na misemo inayofupisha aya (</w:t>
       </w:r>
-      <w:hyperlink r:id="rId59">
-        <w:r>
-          <w:rPr>
-            <w:lang w:val="sw_KE" w:bidi="sw_KE"/>
-          </w:rPr>
-          <w:rPr>
-            <w:color w:val="0000EE"/>
-            <w:u w:val="single"/>
-          </w:rPr>
-          <w:t>2:13</w:t>
-        </w:r>
-      </w:hyperlink>
+      <w:r>
+        <w:rPr>
+          <w:lang w:val="sw_KE" w:bidi="sw_KE"/>
+        </w:rPr>
+        <w:t>2:13</w:t>
+      </w:r>
       <w:r>
         <w:rPr>
           <w:lang w:val="sw_KE" w:bidi="sw_KE"/>
         </w:rPr>
         <w:t xml:space="preserve">, </w:t>
       </w:r>
-      <w:hyperlink r:id="rId60">
-        <w:r>
-          <w:rPr>
-            <w:lang w:val="sw_KE" w:bidi="sw_KE"/>
-          </w:rPr>
-          <w:rPr>
-            <w:color w:val="0000EE"/>
-            <w:u w:val="single"/>
-          </w:rPr>
-          <w:t>17</w:t>
-        </w:r>
-      </w:hyperlink>
+      <w:r>
+        <w:rPr>
+          <w:lang w:val="sw_KE" w:bidi="sw_KE"/>
+        </w:rPr>
+        <w:t>17</w:t>
+      </w:r>
       <w:r>
         <w:rPr>
           <w:lang w:val="sw_KE" w:bidi="sw_KE"/>
         </w:rPr>
         <w:t xml:space="preserve">; </w:t>
       </w:r>
-      <w:hyperlink r:id="rId61">
-        <w:r>
-          <w:rPr>
-            <w:lang w:val="sw_KE" w:bidi="sw_KE"/>
-          </w:rPr>
-          <w:rPr>
-            <w:color w:val="0000EE"/>
-            <w:u w:val="single"/>
-          </w:rPr>
-          <w:t>3:18</w:t>
-        </w:r>
-      </w:hyperlink>
+      <w:r>
+        <w:rPr>
+          <w:lang w:val="sw_KE" w:bidi="sw_KE"/>
+        </w:rPr>
+        <w:t>3:18</w:t>
+      </w:r>
       <w:r>
         <w:rPr>
           <w:lang w:val="sw_KE" w:bidi="sw_KE"/>
         </w:rPr>
         <w:t xml:space="preserve">; </w:t>
       </w:r>
-      <w:hyperlink r:id="rId62">
-        <w:r>
-          <w:rPr>
-            <w:lang w:val="sw_KE" w:bidi="sw_KE"/>
-          </w:rPr>
-          <w:rPr>
-            <w:color w:val="0000EE"/>
-            <w:u w:val="single"/>
-          </w:rPr>
-          <w:t>4:17</w:t>
-        </w:r>
-      </w:hyperlink>
+      <w:r>
+        <w:rPr>
+          <w:lang w:val="sw_KE" w:bidi="sw_KE"/>
+        </w:rPr>
+        <w:t>4:17</w:t>
+      </w:r>
       <w:r>
         <w:rPr>
           <w:lang w:val="sw_KE" w:bidi="sw_KE"/>
@@ -1467,144 +1137,96 @@
         </w:rPr>
         <w:t>Changamoto kubwa kwa wasomaji wa Yakobo ni kudumisha imani isiyogawanyika na uaminifu kwa Mungu (</w:t>
       </w:r>
-      <w:hyperlink r:id="rId44">
-        <w:r>
-          <w:rPr>
-            <w:lang w:val="sw_KE" w:bidi="sw_KE"/>
-          </w:rPr>
-          <w:rPr>
-            <w:color w:val="0000EE"/>
-            <w:u w:val="single"/>
-          </w:rPr>
-          <w:t>Yak 1:6</w:t>
-        </w:r>
-      </w:hyperlink>
+      <w:r>
+        <w:rPr>
+          <w:lang w:val="sw_KE" w:bidi="sw_KE"/>
+        </w:rPr>
+        <w:t>Yak 1:6</w:t>
+      </w:r>
       <w:r>
         <w:rPr>
           <w:lang w:val="sw_KE" w:bidi="sw_KE"/>
         </w:rPr>
         <w:t>). Yakobo anapendekeza uvumilivu na subira (</w:t>
       </w:r>
-      <w:hyperlink r:id="rId63">
-        <w:r>
-          <w:rPr>
-            <w:lang w:val="sw_KE" w:bidi="sw_KE"/>
-          </w:rPr>
-          <w:rPr>
-            <w:color w:val="0000EE"/>
-            <w:u w:val="single"/>
-          </w:rPr>
-          <w:t>1:3</w:t>
-        </w:r>
-      </w:hyperlink>
+      <w:r>
+        <w:rPr>
+          <w:lang w:val="sw_KE" w:bidi="sw_KE"/>
+        </w:rPr>
+        <w:t>1:3</w:t>
+      </w:r>
       <w:r>
         <w:rPr>
           <w:lang w:val="sw_KE" w:bidi="sw_KE"/>
         </w:rPr>
         <w:t>), kujisalimisha kwa Mungu (</w:t>
       </w:r>
-      <w:hyperlink r:id="rId64">
-        <w:r>
-          <w:rPr>
-            <w:lang w:val="sw_KE" w:bidi="sw_KE"/>
-          </w:rPr>
-          <w:rPr>
-            <w:color w:val="0000EE"/>
-            <w:u w:val="single"/>
-          </w:rPr>
-          <w:t>4:7</w:t>
-        </w:r>
-      </w:hyperlink>
+      <w:r>
+        <w:rPr>
+          <w:lang w:val="sw_KE" w:bidi="sw_KE"/>
+        </w:rPr>
+        <w:t>4:7</w:t>
+      </w:r>
       <w:r>
         <w:rPr>
           <w:lang w:val="sw_KE" w:bidi="sw_KE"/>
         </w:rPr>
         <w:t>), na kushiriki katika huduma za kanisa (</w:t>
       </w:r>
-      <w:hyperlink r:id="rId65">
-        <w:r>
-          <w:rPr>
-            <w:lang w:val="sw_KE" w:bidi="sw_KE"/>
-          </w:rPr>
-          <w:rPr>
-            <w:color w:val="0000EE"/>
-            <w:u w:val="single"/>
-          </w:rPr>
-          <w:t>5:13–20</w:t>
-        </w:r>
-      </w:hyperlink>
+      <w:r>
+        <w:rPr>
+          <w:lang w:val="sw_KE" w:bidi="sw_KE"/>
+        </w:rPr>
+        <w:t>5:13–20</w:t>
+      </w:r>
       <w:r>
         <w:rPr>
           <w:lang w:val="sw_KE" w:bidi="sw_KE"/>
         </w:rPr>
         <w:t>). Haya yataleta ukamilifu (</w:t>
       </w:r>
-      <w:hyperlink r:id="rId66">
-        <w:r>
-          <w:rPr>
-            <w:lang w:val="sw_KE" w:bidi="sw_KE"/>
-          </w:rPr>
-          <w:rPr>
-            <w:color w:val="0000EE"/>
-            <w:u w:val="single"/>
-          </w:rPr>
-          <w:t>1:4</w:t>
-        </w:r>
-      </w:hyperlink>
+      <w:r>
+        <w:rPr>
+          <w:lang w:val="sw_KE" w:bidi="sw_KE"/>
+        </w:rPr>
+        <w:t>1:4</w:t>
+      </w:r>
       <w:r>
         <w:rPr>
           <w:lang w:val="sw_KE" w:bidi="sw_KE"/>
         </w:rPr>
         <w:t>), heshima (</w:t>
       </w:r>
-      <w:hyperlink r:id="rId67">
-        <w:r>
-          <w:rPr>
-            <w:lang w:val="sw_KE" w:bidi="sw_KE"/>
-          </w:rPr>
-          <w:rPr>
-            <w:color w:val="0000EE"/>
-            <w:u w:val="single"/>
-          </w:rPr>
-          <w:t>4:10</w:t>
-        </w:r>
-      </w:hyperlink>
+      <w:r>
+        <w:rPr>
+          <w:lang w:val="sw_KE" w:bidi="sw_KE"/>
+        </w:rPr>
+        <w:t>4:10</w:t>
+      </w:r>
       <w:r>
         <w:rPr>
           <w:lang w:val="sw_KE" w:bidi="sw_KE"/>
         </w:rPr>
         <w:t>), na maisha ya utukufu (</w:t>
       </w:r>
-      <w:hyperlink r:id="rId68">
-        <w:r>
-          <w:rPr>
-            <w:lang w:val="sw_KE" w:bidi="sw_KE"/>
-          </w:rPr>
-          <w:rPr>
-            <w:color w:val="0000EE"/>
-            <w:u w:val="single"/>
-          </w:rPr>
-          <w:t>1:12</w:t>
-        </w:r>
-      </w:hyperlink>
+      <w:r>
+        <w:rPr>
+          <w:lang w:val="sw_KE" w:bidi="sw_KE"/>
+        </w:rPr>
+        <w:t>1:12</w:t>
+      </w:r>
       <w:r>
         <w:rPr>
           <w:lang w:val="sw_KE" w:bidi="sw_KE"/>
         </w:rPr>
         <w:t>) katika kuja kwa Yesu Kristo (</w:t>
       </w:r>
-      <w:hyperlink r:id="rId69">
-        <w:r>
-          <w:rPr>
-            <w:lang w:val="sw_KE" w:bidi="sw_KE"/>
-          </w:rPr>
-          <w:rPr>
-            <w:color w:val="0000EE"/>
-            <w:u w:val="single"/>
-          </w:rPr>
-          <w:t>5:8</w:t>
-        </w:r>
-      </w:hyperlink>
+      <w:r>
+        <w:rPr>
+          <w:lang w:val="sw_KE" w:bidi="sw_KE"/>
+        </w:rPr>
+        <w:t>5:8</w:t>
+      </w:r>
       <w:r>
         <w:rPr>
           <w:lang w:val="sw_KE" w:bidi="sw_KE"/>
@@ -1625,90 +1247,60 @@
         </w:rPr>
         <w:t>Sheria. Yakobo aliheshimu kikamilifu sheria ya Mose na mila za Kiyahudi, kama vile ibada za utakaso zilizofanywa baada ya nadhiri (</w:t>
       </w:r>
-      <w:hyperlink r:id="rId70">
-        <w:r>
-          <w:rPr>
-            <w:lang w:val="sw_KE" w:bidi="sw_KE"/>
-          </w:rPr>
-          <w:rPr>
-            <w:color w:val="0000EE"/>
-            <w:u w:val="single"/>
-          </w:rPr>
-          <w:t>Matendo 21:18–25</w:t>
-        </w:r>
-      </w:hyperlink>
+      <w:r>
+        <w:rPr>
+          <w:lang w:val="sw_KE" w:bidi="sw_KE"/>
+        </w:rPr>
+        <w:t>Matendo 21:18–25</w:t>
+      </w:r>
       <w:r>
         <w:rPr>
           <w:lang w:val="sw_KE" w:bidi="sw_KE"/>
         </w:rPr>
         <w:t>). Yakobo pia alionyesha uelewa wa huruma kuhusu misheni ya Mataifa alipohitimisha kwamba Mataifa yanaweza kutambuliwa kama Wakristo bila kwanza kubadilika kuwa waongofu wa Uyahudi. Kwa kufanya hivyo, alirejelea agano la Mungu na Noa (</w:t>
       </w:r>
-      <w:hyperlink r:id="rId71">
-        <w:r>
-          <w:rPr>
-            <w:lang w:val="sw_KE" w:bidi="sw_KE"/>
-          </w:rPr>
-          <w:rPr>
-            <w:color w:val="0000EE"/>
-            <w:u w:val="single"/>
-          </w:rPr>
-          <w:t>Matendo 15:19–22</w:t>
-        </w:r>
-      </w:hyperlink>
+      <w:r>
+        <w:rPr>
+          <w:lang w:val="sw_KE" w:bidi="sw_KE"/>
+        </w:rPr>
+        <w:t>Matendo 15:19–22</w:t>
+      </w:r>
       <w:r>
         <w:rPr>
           <w:lang w:val="sw_KE" w:bidi="sw_KE"/>
         </w:rPr>
         <w:t xml:space="preserve">; tazama </w:t>
       </w:r>
-      <w:hyperlink r:id="rId72">
-        <w:r>
-          <w:rPr>
-            <w:lang w:val="sw_KE" w:bidi="sw_KE"/>
-          </w:rPr>
-          <w:rPr>
-            <w:color w:val="0000EE"/>
-            <w:u w:val="single"/>
-          </w:rPr>
-          <w:t>Mwa 9:1–17</w:t>
-        </w:r>
-      </w:hyperlink>
+      <w:r>
+        <w:rPr>
+          <w:lang w:val="sw_KE" w:bidi="sw_KE"/>
+        </w:rPr>
+        <w:t>Mwa 9:1–17</w:t>
+      </w:r>
       <w:r>
         <w:rPr>
           <w:lang w:val="sw_KE" w:bidi="sw_KE"/>
         </w:rPr>
         <w:t>). Katika barua yake, tunamwona Yakobo akidumisha sheria (</w:t>
       </w:r>
-      <w:hyperlink r:id="rId22">
-        <w:r>
-          <w:rPr>
-            <w:lang w:val="sw_KE" w:bidi="sw_KE"/>
-          </w:rPr>
-          <w:rPr>
-            <w:color w:val="0000EE"/>
-            <w:u w:val="single"/>
-          </w:rPr>
-          <w:t>Yak 1:25</w:t>
-        </w:r>
-      </w:hyperlink>
+      <w:r>
+        <w:rPr>
+          <w:lang w:val="sw_KE" w:bidi="sw_KE"/>
+        </w:rPr>
+        <w:t>Yak 1:25</w:t>
+      </w:r>
       <w:r>
         <w:rPr>
           <w:lang w:val="sw_KE" w:bidi="sw_KE"/>
         </w:rPr>
         <w:t>) na wakati huo huo akidokeza juu ya tafsiri yake mpya kupitia Yesu Masihi (</w:t>
       </w:r>
-      <w:hyperlink r:id="rId73">
-        <w:r>
-          <w:rPr>
-            <w:lang w:val="sw_KE" w:bidi="sw_KE"/>
-          </w:rPr>
-          <w:rPr>
-            <w:color w:val="0000EE"/>
-            <w:u w:val="single"/>
-          </w:rPr>
-          <w:t>2:8–11</w:t>
-        </w:r>
-      </w:hyperlink>
+      <w:r>
+        <w:rPr>
+          <w:lang w:val="sw_KE" w:bidi="sw_KE"/>
+        </w:rPr>
+        <w:t>2:8–11</w:t>
+      </w:r>
       <w:r>
         <w:rPr>
           <w:lang w:val="sw_KE" w:bidi="sw_KE"/>
@@ -1729,144 +1321,96 @@
         </w:rPr>
         <w:t xml:space="preserve">Uyahudi. Yakobo anatumia alama za Uyahudi bila ukosoaji mwingi na anatumia alama kuu za utambulisho wa Uyahudi bila kuzibadilisha (linganisha </w:t>
       </w:r>
-      <w:hyperlink r:id="rId74">
-        <w:r>
-          <w:rPr>
-            <w:lang w:val="sw_KE" w:bidi="sw_KE"/>
-          </w:rPr>
-          <w:rPr>
-            <w:color w:val="0000EE"/>
-            <w:u w:val="single"/>
-          </w:rPr>
-          <w:t>Rum 2:29</w:t>
-        </w:r>
-      </w:hyperlink>
+      <w:r>
+        <w:rPr>
+          <w:lang w:val="sw_KE" w:bidi="sw_KE"/>
+        </w:rPr>
+        <w:t>Rum 2:29</w:t>
+      </w:r>
       <w:r>
         <w:rPr>
           <w:lang w:val="sw_KE" w:bidi="sw_KE"/>
         </w:rPr>
         <w:t>). Yakobo anawahutubia wasomaji kama “makabila kumi na mawili” (</w:t>
       </w:r>
-      <w:hyperlink r:id="rId13">
-        <w:r>
-          <w:rPr>
-            <w:lang w:val="sw_KE" w:bidi="sw_KE"/>
-          </w:rPr>
-          <w:rPr>
-            <w:color w:val="0000EE"/>
-            <w:u w:val="single"/>
-          </w:rPr>
-          <w:t>1:1</w:t>
-        </w:r>
-      </w:hyperlink>
+      <w:r>
+        <w:rPr>
+          <w:lang w:val="sw_KE" w:bidi="sw_KE"/>
+        </w:rPr>
+        <w:t>1:1</w:t>
+      </w:r>
       <w:r>
         <w:rPr>
           <w:lang w:val="sw_KE" w:bidi="sw_KE"/>
         </w:rPr>
         <w:t>) na kutambua mkusanyiko wao wa kanisa kama sinagogi (</w:t>
       </w:r>
-      <w:hyperlink r:id="rId34">
-        <w:r>
-          <w:rPr>
-            <w:lang w:val="sw_KE" w:bidi="sw_KE"/>
-          </w:rPr>
-          <w:rPr>
-            <w:color w:val="0000EE"/>
-            <w:u w:val="single"/>
-          </w:rPr>
-          <w:t>2:2</w:t>
-        </w:r>
-      </w:hyperlink>
+      <w:r>
+        <w:rPr>
+          <w:lang w:val="sw_KE" w:bidi="sw_KE"/>
+        </w:rPr>
+        <w:t>2:2</w:t>
+      </w:r>
       <w:r>
         <w:rPr>
           <w:lang w:val="sw_KE" w:bidi="sw_KE"/>
         </w:rPr>
         <w:t>), wazee (</w:t>
       </w:r>
-      <w:hyperlink r:id="rId35">
-        <w:r>
-          <w:rPr>
-            <w:lang w:val="sw_KE" w:bidi="sw_KE"/>
-          </w:rPr>
-          <w:rPr>
-            <w:color w:val="0000EE"/>
-            <w:u w:val="single"/>
-          </w:rPr>
-          <w:t>5:14</w:t>
-        </w:r>
-      </w:hyperlink>
+      <w:r>
+        <w:rPr>
+          <w:lang w:val="sw_KE" w:bidi="sw_KE"/>
+        </w:rPr>
+        <w:t>5:14</w:t>
+      </w:r>
       <w:r>
         <w:rPr>
           <w:lang w:val="sw_KE" w:bidi="sw_KE"/>
         </w:rPr>
         <w:t>), na walimu (</w:t>
       </w:r>
-      <w:hyperlink r:id="rId50">
-        <w:r>
-          <w:rPr>
-            <w:lang w:val="sw_KE" w:bidi="sw_KE"/>
-          </w:rPr>
-          <w:rPr>
-            <w:color w:val="0000EE"/>
-            <w:u w:val="single"/>
-          </w:rPr>
-          <w:t>3:1</w:t>
-        </w:r>
-      </w:hyperlink>
+      <w:r>
+        <w:rPr>
+          <w:lang w:val="sw_KE" w:bidi="sw_KE"/>
+        </w:rPr>
+        <w:t>3:1</w:t>
+      </w:r>
       <w:r>
         <w:rPr>
           <w:lang w:val="sw_KE" w:bidi="sw_KE"/>
         </w:rPr>
         <w:t>). Anarejelea sheria ya Mose mara kwa mara (</w:t>
       </w:r>
-      <w:hyperlink r:id="rId22">
-        <w:r>
-          <w:rPr>
-            <w:lang w:val="sw_KE" w:bidi="sw_KE"/>
-          </w:rPr>
-          <w:rPr>
-            <w:color w:val="0000EE"/>
-            <w:u w:val="single"/>
-          </w:rPr>
-          <w:t>1:25</w:t>
-        </w:r>
-      </w:hyperlink>
+      <w:r>
+        <w:rPr>
+          <w:lang w:val="sw_KE" w:bidi="sw_KE"/>
+        </w:rPr>
+        <w:t>1:25</w:t>
+      </w:r>
       <w:r>
         <w:rPr>
           <w:lang w:val="sw_KE" w:bidi="sw_KE"/>
         </w:rPr>
         <w:t xml:space="preserve">; </w:t>
       </w:r>
-      <w:hyperlink r:id="rId75">
-        <w:r>
-          <w:rPr>
-            <w:lang w:val="sw_KE" w:bidi="sw_KE"/>
-          </w:rPr>
-          <w:rPr>
-            <w:color w:val="0000EE"/>
-            <w:u w:val="single"/>
-          </w:rPr>
-          <w:t>2:8–12</w:t>
-        </w:r>
-      </w:hyperlink>
+      <w:r>
+        <w:rPr>
+          <w:lang w:val="sw_KE" w:bidi="sw_KE"/>
+        </w:rPr>
+        <w:t>2:8–12</w:t>
+      </w:r>
       <w:r>
         <w:rPr>
           <w:lang w:val="sw_KE" w:bidi="sw_KE"/>
         </w:rPr>
         <w:t xml:space="preserve">; </w:t>
       </w:r>
-      <w:hyperlink r:id="rId51">
-        <w:r>
-          <w:rPr>
-            <w:lang w:val="sw_KE" w:bidi="sw_KE"/>
-          </w:rPr>
-          <w:rPr>
-            <w:color w:val="0000EE"/>
-            <w:u w:val="single"/>
-          </w:rPr>
-          <w:t>4:11</w:t>
-        </w:r>
-      </w:hyperlink>
+      <w:r>
+        <w:rPr>
+          <w:lang w:val="sw_KE" w:bidi="sw_KE"/>
+        </w:rPr>
+        <w:t>4:11</w:t>
+      </w:r>
       <w:r>
         <w:rPr>
           <w:lang w:val="sw_KE" w:bidi="sw_KE"/>
@@ -1886,216 +1430,144 @@
         </w:rPr>
         <w:t xml:space="preserve">, </w:t>
       </w:r>
-      <w:hyperlink r:id="rId76">
-        <w:r>
-          <w:rPr>
-            <w:lang w:val="sw_KE" w:bidi="sw_KE"/>
-          </w:rPr>
-          <w:rPr>
-            <w:color w:val="0000EE"/>
-            <w:u w:val="single"/>
-          </w:rPr>
-          <w:t>2:19</w:t>
-        </w:r>
-      </w:hyperlink>
+      <w:r>
+        <w:rPr>
+          <w:lang w:val="sw_KE" w:bidi="sw_KE"/>
+        </w:rPr>
+        <w:t>2:19</w:t>
+      </w:r>
       <w:r>
         <w:rPr>
           <w:lang w:val="sw_KE" w:bidi="sw_KE"/>
         </w:rPr>
         <w:t>), na kumtaja Mungu kama “Bwana wa Majeshi ya Mbinguni” (</w:t>
       </w:r>
-      <w:hyperlink r:id="rId77">
-        <w:r>
-          <w:rPr>
-            <w:lang w:val="sw_KE" w:bidi="sw_KE"/>
-          </w:rPr>
-          <w:rPr>
-            <w:color w:val="0000EE"/>
-            <w:u w:val="single"/>
-          </w:rPr>
-          <w:t>5:4</w:t>
-        </w:r>
-      </w:hyperlink>
+      <w:r>
+        <w:rPr>
+          <w:lang w:val="sw_KE" w:bidi="sw_KE"/>
+        </w:rPr>
+        <w:t>5:4</w:t>
+      </w:r>
       <w:r>
         <w:rPr>
           <w:lang w:val="sw_KE" w:bidi="sw_KE"/>
         </w:rPr>
         <w:t>), jina la kawaida la Agano la Kale kwa Mungu. Yakobo pia anatumia vipengele vya fasihi vya maandiko ya hekima ya Agano la Kale (</w:t>
       </w:r>
-      <w:hyperlink r:id="rId78">
-        <w:r>
-          <w:rPr>
-            <w:lang w:val="sw_KE" w:bidi="sw_KE"/>
-          </w:rPr>
-          <w:rPr>
-            <w:color w:val="0000EE"/>
-            <w:u w:val="single"/>
-          </w:rPr>
-          <w:t>1:5</w:t>
-        </w:r>
-      </w:hyperlink>
+      <w:r>
+        <w:rPr>
+          <w:lang w:val="sw_KE" w:bidi="sw_KE"/>
+        </w:rPr>
+        <w:t>1:5</w:t>
+      </w:r>
       <w:r>
         <w:rPr>
           <w:lang w:val="sw_KE" w:bidi="sw_KE"/>
         </w:rPr>
         <w:t xml:space="preserve">; </w:t>
       </w:r>
-      <w:hyperlink r:id="rId79">
-        <w:r>
-          <w:rPr>
-            <w:lang w:val="sw_KE" w:bidi="sw_KE"/>
-          </w:rPr>
-          <w:rPr>
-            <w:color w:val="0000EE"/>
-            <w:u w:val="single"/>
-          </w:rPr>
-          <w:t>3:13</w:t>
-        </w:r>
-      </w:hyperlink>
+      <w:r>
+        <w:rPr>
+          <w:lang w:val="sw_KE" w:bidi="sw_KE"/>
+        </w:rPr>
+        <w:t>3:13</w:t>
+      </w:r>
       <w:r>
         <w:rPr>
           <w:lang w:val="sw_KE" w:bidi="sw_KE"/>
         </w:rPr>
         <w:t xml:space="preserve">, </w:t>
       </w:r>
-      <w:hyperlink r:id="rId80">
-        <w:r>
-          <w:rPr>
-            <w:lang w:val="sw_KE" w:bidi="sw_KE"/>
-          </w:rPr>
-          <w:rPr>
-            <w:color w:val="0000EE"/>
-            <w:u w:val="single"/>
-          </w:rPr>
-          <w:t>17</w:t>
-        </w:r>
-      </w:hyperlink>
+      <w:r>
+        <w:rPr>
+          <w:lang w:val="sw_KE" w:bidi="sw_KE"/>
+        </w:rPr>
+        <w:t>17</w:t>
+      </w:r>
       <w:r>
         <w:rPr>
           <w:lang w:val="sw_KE" w:bidi="sw_KE"/>
         </w:rPr>
         <w:t>) na maonyo ya kinabii (</w:t>
       </w:r>
-      <w:hyperlink r:id="rId17">
-        <w:r>
-          <w:rPr>
-            <w:lang w:val="sw_KE" w:bidi="sw_KE"/>
-          </w:rPr>
-          <w:rPr>
-            <w:color w:val="0000EE"/>
-            <w:u w:val="single"/>
-          </w:rPr>
-          <w:t>4:13</w:t>
-        </w:r>
-      </w:hyperlink>
+      <w:r>
+        <w:rPr>
+          <w:lang w:val="sw_KE" w:bidi="sw_KE"/>
+        </w:rPr>
+        <w:t>4:13</w:t>
+      </w:r>
       <w:r>
         <w:rPr>
           <w:lang w:val="sw_KE" w:bidi="sw_KE"/>
         </w:rPr>
         <w:t xml:space="preserve">; </w:t>
       </w:r>
-      <w:hyperlink r:id="rId81">
-        <w:r>
-          <w:rPr>
-            <w:lang w:val="sw_KE" w:bidi="sw_KE"/>
-          </w:rPr>
-          <w:rPr>
-            <w:color w:val="0000EE"/>
-            <w:u w:val="single"/>
-          </w:rPr>
-          <w:t>5:1</w:t>
-        </w:r>
-      </w:hyperlink>
+      <w:r>
+        <w:rPr>
+          <w:lang w:val="sw_KE" w:bidi="sw_KE"/>
+        </w:rPr>
+        <w:t>5:1</w:t>
+      </w:r>
       <w:r>
         <w:rPr>
           <w:lang w:val="sw_KE" w:bidi="sw_KE"/>
         </w:rPr>
         <w:t xml:space="preserve">). Pia anarejelea mashujaa wa Israeli (Abrahamu, </w:t>
       </w:r>
-      <w:hyperlink r:id="rId82">
-        <w:r>
-          <w:rPr>
-            <w:lang w:val="sw_KE" w:bidi="sw_KE"/>
-          </w:rPr>
-          <w:rPr>
-            <w:color w:val="0000EE"/>
-            <w:u w:val="single"/>
-          </w:rPr>
-          <w:t>2:21</w:t>
-        </w:r>
-      </w:hyperlink>
+      <w:r>
+        <w:rPr>
+          <w:lang w:val="sw_KE" w:bidi="sw_KE"/>
+        </w:rPr>
+        <w:t>2:21</w:t>
+      </w:r>
       <w:r>
         <w:rPr>
           <w:lang w:val="sw_KE" w:bidi="sw_KE"/>
         </w:rPr>
         <w:t xml:space="preserve">, </w:t>
       </w:r>
-      <w:hyperlink r:id="rId83">
-        <w:r>
-          <w:rPr>
-            <w:lang w:val="sw_KE" w:bidi="sw_KE"/>
-          </w:rPr>
-          <w:rPr>
-            <w:color w:val="0000EE"/>
-            <w:u w:val="single"/>
-          </w:rPr>
-          <w:t>23</w:t>
-        </w:r>
-      </w:hyperlink>
+      <w:r>
+        <w:rPr>
+          <w:lang w:val="sw_KE" w:bidi="sw_KE"/>
+        </w:rPr>
+        <w:t>23</w:t>
+      </w:r>
       <w:r>
         <w:rPr>
           <w:lang w:val="sw_KE" w:bidi="sw_KE"/>
         </w:rPr>
         <w:t xml:space="preserve">; Rahabu, </w:t>
       </w:r>
-      <w:hyperlink r:id="rId84">
-        <w:r>
-          <w:rPr>
-            <w:lang w:val="sw_KE" w:bidi="sw_KE"/>
-          </w:rPr>
-          <w:rPr>
-            <w:color w:val="0000EE"/>
-            <w:u w:val="single"/>
-          </w:rPr>
-          <w:t>2:25</w:t>
-        </w:r>
-      </w:hyperlink>
+      <w:r>
+        <w:rPr>
+          <w:lang w:val="sw_KE" w:bidi="sw_KE"/>
+        </w:rPr>
+        <w:t>2:25</w:t>
+      </w:r>
       <w:r>
         <w:rPr>
           <w:lang w:val="sw_KE" w:bidi="sw_KE"/>
         </w:rPr>
         <w:t xml:space="preserve">; Ayubu, </w:t>
       </w:r>
-      <w:hyperlink r:id="rId85">
-        <w:r>
-          <w:rPr>
-            <w:lang w:val="sw_KE" w:bidi="sw_KE"/>
-          </w:rPr>
-          <w:rPr>
-            <w:color w:val="0000EE"/>
-            <w:u w:val="single"/>
-          </w:rPr>
-          <w:t>5:11</w:t>
-        </w:r>
-      </w:hyperlink>
+      <w:r>
+        <w:rPr>
+          <w:lang w:val="sw_KE" w:bidi="sw_KE"/>
+        </w:rPr>
+        <w:t>5:11</w:t>
+      </w:r>
       <w:r>
         <w:rPr>
           <w:lang w:val="sw_KE" w:bidi="sw_KE"/>
         </w:rPr>
         <w:t xml:space="preserve">; Eliya, </w:t>
       </w:r>
-      <w:hyperlink r:id="rId86">
-        <w:r>
-          <w:rPr>
-            <w:lang w:val="sw_KE" w:bidi="sw_KE"/>
-          </w:rPr>
-          <w:rPr>
-            <w:color w:val="0000EE"/>
-            <w:u w:val="single"/>
-          </w:rPr>
-          <w:t>5:17</w:t>
-        </w:r>
-      </w:hyperlink>
+      <w:r>
+        <w:rPr>
+          <w:lang w:val="sw_KE" w:bidi="sw_KE"/>
+        </w:rPr>
+        <w:t>5:17</w:t>
+      </w:r>
       <w:r>
         <w:rPr>
           <w:lang w:val="sw_KE" w:bidi="sw_KE"/>
@@ -2116,162 +1588,108 @@
         </w:rPr>
         <w:t>Kazi. Tofauti zinazoonekana kati ya Yakobo na Paulo kuhusu "kazi njema" lazima zieleweke katika muktadha wao wa kihistoria na kiteolojia. Wote Paulo na Yakobo waliamini kwamba ni Mungu pekee, kupitia mpango wake wa neema, anaweza kushinda tatizo la dhambi ya binadamu. Wote Paulo na Yakobo waliamini kwamba mtu lazima ajibu kwa Mungu kwa imani ili kupata wokovu. Lakini walitofautiana katika msisitizo wao. Paulo, ambaye mara nyingi alikabiliana na Wakristo wa Kiyahudi kwa mahitaji waliyotaka kuweka juu ya Mataifa, alisisitiza kwamba kazi za sheria hazizalishi wokovu (</w:t>
       </w:r>
-      <w:hyperlink r:id="rId87">
-        <w:r>
-          <w:rPr>
-            <w:lang w:val="sw_KE" w:bidi="sw_KE"/>
-          </w:rPr>
-          <w:rPr>
-            <w:color w:val="0000EE"/>
-            <w:u w:val="single"/>
-          </w:rPr>
-          <w:t>Efe 2:8–9</w:t>
-        </w:r>
-      </w:hyperlink>
+      <w:r>
+        <w:rPr>
+          <w:lang w:val="sw_KE" w:bidi="sw_KE"/>
+        </w:rPr>
+        <w:t>Efe 2:8–9</w:t>
+      </w:r>
       <w:r>
         <w:rPr>
           <w:lang w:val="sw_KE" w:bidi="sw_KE"/>
         </w:rPr>
         <w:t>)—watu hawawezi kuwa sawa na Mungu kwa "kufanya kile sheria inavyotaka" (</w:t>
       </w:r>
-      <w:hyperlink r:id="rId88">
-        <w:r>
-          <w:rPr>
-            <w:lang w:val="sw_KE" w:bidi="sw_KE"/>
-          </w:rPr>
-          <w:rPr>
-            <w:color w:val="0000EE"/>
-            <w:u w:val="single"/>
-          </w:rPr>
-          <w:t>Rum 3:20</w:t>
-        </w:r>
-      </w:hyperlink>
+      <w:r>
+        <w:rPr>
+          <w:lang w:val="sw_KE" w:bidi="sw_KE"/>
+        </w:rPr>
+        <w:t>Rum 3:20</w:t>
+      </w:r>
       <w:r>
         <w:rPr>
           <w:lang w:val="sw_KE" w:bidi="sw_KE"/>
         </w:rPr>
         <w:t xml:space="preserve">, </w:t>
       </w:r>
-      <w:hyperlink r:id="rId89">
-        <w:r>
-          <w:rPr>
-            <w:lang w:val="sw_KE" w:bidi="sw_KE"/>
-          </w:rPr>
-          <w:rPr>
-            <w:color w:val="0000EE"/>
-            <w:u w:val="single"/>
-          </w:rPr>
-          <w:t>28</w:t>
-        </w:r>
-      </w:hyperlink>
+      <w:r>
+        <w:rPr>
+          <w:lang w:val="sw_KE" w:bidi="sw_KE"/>
+        </w:rPr>
+        <w:t>28</w:t>
+      </w:r>
       <w:r>
         <w:rPr>
           <w:lang w:val="sw_KE" w:bidi="sw_KE"/>
         </w:rPr>
         <w:t xml:space="preserve">; </w:t>
       </w:r>
-      <w:hyperlink r:id="rId90">
-        <w:r>
-          <w:rPr>
-            <w:lang w:val="sw_KE" w:bidi="sw_KE"/>
-          </w:rPr>
-          <w:rPr>
-            <w:color w:val="0000EE"/>
-            <w:u w:val="single"/>
-          </w:rPr>
-          <w:t>Gal 2:16</w:t>
-        </w:r>
-      </w:hyperlink>
+      <w:r>
+        <w:rPr>
+          <w:lang w:val="sw_KE" w:bidi="sw_KE"/>
+        </w:rPr>
+        <w:t>Gal 2:16</w:t>
+      </w:r>
       <w:r>
         <w:rPr>
           <w:lang w:val="sw_KE" w:bidi="sw_KE"/>
         </w:rPr>
         <w:t>) au, kwa kweli, kwa chochote wanachoweza kufanya (</w:t>
       </w:r>
-      <w:hyperlink r:id="rId91">
-        <w:r>
-          <w:rPr>
-            <w:lang w:val="sw_KE" w:bidi="sw_KE"/>
-          </w:rPr>
-          <w:rPr>
-            <w:color w:val="0000EE"/>
-            <w:u w:val="single"/>
-          </w:rPr>
-          <w:t>Rum 4:3–5</w:t>
-        </w:r>
-      </w:hyperlink>
+      <w:r>
+        <w:rPr>
+          <w:lang w:val="sw_KE" w:bidi="sw_KE"/>
+        </w:rPr>
+        <w:t>Rum 4:3–5</w:t>
+      </w:r>
       <w:r>
         <w:rPr>
           <w:lang w:val="sw_KE" w:bidi="sw_KE"/>
         </w:rPr>
         <w:t>). Yakobo, wakati huo huo, anasisitiza kwamba matendo mema ni ushahidi wa uhusiano wa kweli na Mungu unaotokana na imani. Imani ya kweli ya kibiblia daima itazalisha matendo mema yanayompendeza Mungu. Yakobo anaonyesha kwamba imani haiwezi kupunguzwa kuwa tu uthibitisho wa ukweli (</w:t>
       </w:r>
-      <w:hyperlink r:id="rId76">
-        <w:r>
-          <w:rPr>
-            <w:lang w:val="sw_KE" w:bidi="sw_KE"/>
-          </w:rPr>
-          <w:rPr>
-            <w:color w:val="0000EE"/>
-            <w:u w:val="single"/>
-          </w:rPr>
-          <w:t>2:19</w:t>
-        </w:r>
-      </w:hyperlink>
+      <w:r>
+        <w:rPr>
+          <w:lang w:val="sw_KE" w:bidi="sw_KE"/>
+        </w:rPr>
+        <w:t>2:19</w:t>
+      </w:r>
       <w:r>
         <w:rPr>
           <w:lang w:val="sw_KE" w:bidi="sw_KE"/>
         </w:rPr>
         <w:t>), na uaminifu hauruhusu uaminifu uliogawanyika kati ya Mungu na dunia (</w:t>
       </w:r>
-      <w:hyperlink r:id="rId92">
-        <w:r>
-          <w:rPr>
-            <w:lang w:val="sw_KE" w:bidi="sw_KE"/>
-          </w:rPr>
-          <w:rPr>
-            <w:color w:val="0000EE"/>
-            <w:u w:val="single"/>
-          </w:rPr>
-          <w:t>1:8</w:t>
-        </w:r>
-      </w:hyperlink>
+      <w:r>
+        <w:rPr>
+          <w:lang w:val="sw_KE" w:bidi="sw_KE"/>
+        </w:rPr>
+        <w:t>1:8</w:t>
+      </w:r>
       <w:r>
         <w:rPr>
           <w:lang w:val="sw_KE" w:bidi="sw_KE"/>
         </w:rPr>
         <w:t xml:space="preserve">; </w:t>
       </w:r>
-      <w:hyperlink r:id="rId93">
-        <w:r>
-          <w:rPr>
-            <w:lang w:val="sw_KE" w:bidi="sw_KE"/>
-          </w:rPr>
-          <w:rPr>
-            <w:color w:val="0000EE"/>
-            <w:u w:val="single"/>
-          </w:rPr>
-          <w:t>4:4</w:t>
-        </w:r>
-      </w:hyperlink>
+      <w:r>
+        <w:rPr>
+          <w:lang w:val="sw_KE" w:bidi="sw_KE"/>
+        </w:rPr>
+        <w:t>4:4</w:t>
+      </w:r>
       <w:r>
         <w:rPr>
           <w:lang w:val="sw_KE" w:bidi="sw_KE"/>
         </w:rPr>
         <w:t xml:space="preserve">, </w:t>
       </w:r>
-      <w:hyperlink r:id="rId64">
-        <w:r>
-          <w:rPr>
-            <w:lang w:val="sw_KE" w:bidi="sw_KE"/>
-          </w:rPr>
-          <w:rPr>
-            <w:color w:val="0000EE"/>
-            <w:u w:val="single"/>
-          </w:rPr>
-          <w:t>7</w:t>
-        </w:r>
-      </w:hyperlink>
+      <w:r>
+        <w:rPr>
+          <w:lang w:val="sw_KE" w:bidi="sw_KE"/>
+        </w:rPr>
+        <w:t>7</w:t>
+      </w:r>
       <w:r>
         <w:rPr>
           <w:lang w:val="sw_KE" w:bidi="sw_KE"/>
